--- a/files/cv/CV - Alexandre Marthe.docx
+++ b/files/cv/CV - Alexandre Marthe.docx
@@ -1,6 +1,6 @@
 
 <file path=word/document.xml><?xml version="1.0" encoding="utf-8"?>
-<w:document xmlns:wpc="http://schemas.microsoft.com/office/word/2010/wordprocessingCanvas" xmlns:cx="http://schemas.microsoft.com/office/drawing/2014/chartex" xmlns:cx1="http://schemas.microsoft.com/office/drawing/2015/9/8/chartex" xmlns:cx2="http://schemas.microsoft.com/office/drawing/2015/10/21/chartex" xmlns:cx3="http://schemas.microsoft.com/office/drawing/2016/5/9/chartex" xmlns:cx4="http://schemas.microsoft.com/office/drawing/2016/5/10/chartex" xmlns:cx5="http://schemas.microsoft.com/office/drawing/2016/5/11/chartex" xmlns:cx6="http://schemas.microsoft.com/office/drawing/2016/5/12/chartex" xmlns:cx7="http://schemas.microsoft.com/office/drawing/2016/5/13/chartex" xmlns:cx8="http://schemas.microsoft.com/office/drawing/2016/5/14/chartex" xmlns:mc="http://schemas.openxmlformats.org/markup-compatibility/2006" xmlns:aink="http://schemas.microsoft.com/office/drawing/2016/ink" xmlns:am3d="http://schemas.microsoft.com/office/drawing/2017/model3d" xmlns:o="urn:schemas-microsoft-com:office:office" xmlns:oel="http://schemas.microsoft.com/office/2019/extlst" xmlns:r="http://schemas.openxmlformats.org/officeDocument/2006/relationships" xmlns:m="http://schemas.openxmlformats.org/officeDocument/2006/math" xmlns:v="urn:schemas-microsoft-com:vml" xmlns:wp14="http://schemas.microsoft.com/office/word/2010/wordprocessingDrawing" xmlns:wp="http://schemas.openxmlformats.org/drawingml/2006/wordprocessingDrawing" xmlns:w10="urn:schemas-microsoft-com:office:word" xmlns:w="http://schemas.openxmlformats.org/wordprocessingml/2006/main" xmlns:w14="http://schemas.microsoft.com/office/word/2010/wordml" xmlns:w15="http://schemas.microsoft.com/office/word/2012/wordml" xmlns:w16cei="http://schemas.microsoft.com/office/word/2026/wordml/cei" xmlns:w16cex="http://schemas.microsoft.com/office/word/2018/wordml/cex" xmlns:w16cid="http://schemas.microsoft.com/office/word/2016/wordml/cid" xmlns:w16="http://schemas.microsoft.com/office/word/2018/wordml" xmlns:w16du="http://schemas.microsoft.com/office/word/2023/wordml/word16du" xmlns:w16sdtdh="http://schemas.microsoft.com/office/word/2020/wordml/sdtdatahash" xmlns:w16sdtfl="http://schemas.microsoft.com/office/word/2024/wordml/sdtformatlock" xmlns:w16se="http://schemas.microsoft.com/office/word/2015/wordml/symex" xmlns:wpg="http://schemas.microsoft.com/office/word/2010/wordprocessingGroup" xmlns:wpi="http://schemas.microsoft.com/office/word/2010/wordprocessingInk" xmlns:wne="http://schemas.microsoft.com/office/word/2006/wordml" xmlns:wps="http://schemas.microsoft.com/office/word/2010/wordprocessingShape" mc:Ignorable="w14 w15 w16se w16cid w16 w16cex w16sdtdh w16sdtfl w16du wp14">
+<w:document xmlns:wpc="http://schemas.microsoft.com/office/word/2010/wordprocessingCanvas" xmlns:cx="http://schemas.microsoft.com/office/drawing/2014/chartex" xmlns:cx1="http://schemas.microsoft.com/office/drawing/2015/9/8/chartex" xmlns:cx2="http://schemas.microsoft.com/office/drawing/2015/10/21/chartex" xmlns:cx3="http://schemas.microsoft.com/office/drawing/2016/5/9/chartex" xmlns:cx4="http://schemas.microsoft.com/office/drawing/2016/5/10/chartex" xmlns:cx5="http://schemas.microsoft.com/office/drawing/2016/5/11/chartex" xmlns:cx6="http://schemas.microsoft.com/office/drawing/2016/5/12/chartex" xmlns:cx7="http://schemas.microsoft.com/office/drawing/2016/5/13/chartex" xmlns:cx8="http://schemas.microsoft.com/office/drawing/2016/5/14/chartex" xmlns:mc="http://schemas.openxmlformats.org/markup-compatibility/2006" xmlns:aink="http://schemas.microsoft.com/office/drawing/2016/ink" xmlns:am3d="http://schemas.microsoft.com/office/drawing/2017/model3d" xmlns:o="urn:schemas-microsoft-com:office:office" xmlns:oel="http://schemas.microsoft.com/office/2019/extlst" xmlns:r="http://schemas.openxmlformats.org/officeDocument/2006/relationships" xmlns:m="http://schemas.openxmlformats.org/officeDocument/2006/math" xmlns:v="urn:schemas-microsoft-com:vml" xmlns:wp14="http://schemas.microsoft.com/office/word/2010/wordprocessingDrawing" xmlns:wp="http://schemas.openxmlformats.org/drawingml/2006/wordprocessingDrawing" xmlns:w10="urn:schemas-microsoft-com:office:word" xmlns:w="http://schemas.openxmlformats.org/wordprocessingml/2006/main" xmlns:w14="http://schemas.microsoft.com/office/word/2010/wordml" xmlns:w15="http://schemas.microsoft.com/office/word/2012/wordml" xmlns:w16cex="http://schemas.microsoft.com/office/word/2018/wordml/cex" xmlns:w16cid="http://schemas.microsoft.com/office/word/2016/wordml/cid" xmlns:w16="http://schemas.microsoft.com/office/word/2018/wordml" xmlns:w16du="http://schemas.microsoft.com/office/word/2023/wordml/word16du" xmlns:w16sdtdh="http://schemas.microsoft.com/office/word/2020/wordml/sdtdatahash" xmlns:w16sdtfl="http://schemas.microsoft.com/office/word/2024/wordml/sdtformatlock" xmlns:w16se="http://schemas.microsoft.com/office/word/2015/wordml/symex" xmlns:wpg="http://schemas.microsoft.com/office/word/2010/wordprocessingGroup" xmlns:wpi="http://schemas.microsoft.com/office/word/2010/wordprocessingInk" xmlns:wne="http://schemas.microsoft.com/office/word/2006/wordml" xmlns:wps="http://schemas.microsoft.com/office/word/2010/wordprocessingShape" mc:Ignorable="w14 w15 w16se w16cid w16 w16cex w16sdtdh w16sdtfl w16du wp14">
   <w:body>
     <w:p>
       <w:pPr>
@@ -11,6 +11,7 @@
           <w:bCs/>
           <w:sz w:val="48"/>
           <w:szCs w:val="48"/>
+          <w:lang w:val="en-GB"/>
         </w:rPr>
       </w:pPr>
       <w:r>
@@ -19,6 +20,7 @@
           <w:bCs/>
           <w:sz w:val="48"/>
           <w:szCs w:val="48"/>
+          <w:lang w:val="en-GB"/>
         </w:rPr>
         <w:t>Alexandre Marthe</w:t>
       </w:r>
@@ -296,7 +298,7 @@
           <w:szCs w:val="16"/>
         </w:rPr>
         <w:pict w14:anchorId="05157C31">
-          <v:rect id="_x0000_i1038" style="width:0;height:1.5pt" o:hralign="center" o:hrstd="t" o:hr="t" fillcolor="#a0a0a0" stroked="f"/>
+          <v:rect id="_x0000_i1025" style="width:0;height:1.5pt" o:hralign="center" o:hrstd="t" o:hr="t" fillcolor="#a0a0a0" stroked="f"/>
         </w:pict>
       </w:r>
       <w:r>
@@ -311,7 +313,7 @@
           <w:szCs w:val="16"/>
         </w:rPr>
         <w:pict w14:anchorId="4E1DE7E0">
-          <v:rect id="_x0000_i1039" style="width:0;height:1.5pt" o:hralign="center" o:hrstd="t" o:hr="t" fillcolor="#a0a0a0" stroked="f"/>
+          <v:rect id="_x0000_i1026" style="width:0;height:1.5pt" o:hralign="center" o:hrstd="t" o:hr="t" fillcolor="#a0a0a0" stroked="f"/>
         </w:pict>
       </w:r>
     </w:p>
@@ -338,7 +340,7 @@
           <w:szCs w:val="16"/>
         </w:rPr>
         <w:pict w14:anchorId="04EEAC4D">
-          <v:rect id="_x0000_i1029" style="width:0;height:1.5pt" o:hralign="center" o:hrstd="t" o:hr="t" fillcolor="#a0a0a0" stroked="f"/>
+          <v:rect id="_x0000_i1027" style="width:0;height:1.5pt" o:hralign="center" o:hrstd="t" o:hr="t" fillcolor="#a0a0a0" stroked="f"/>
         </w:pict>
       </w:r>
     </w:p>
@@ -365,7 +367,7 @@
           <w:iCs/>
           <w:lang w:val="en-GB"/>
         </w:rPr>
-        <w:t xml:space="preserve"> Research </w:t>
+        <w:t xml:space="preserve"> Research — </w:t>
       </w:r>
       <w:r>
         <w:rPr>
@@ -373,7 +375,7 @@
           <w:iCs/>
           <w:lang w:val="en-GB"/>
         </w:rPr>
-        <w:t xml:space="preserve">— </w:t>
+        <w:t>Risk-Sensitive Planning in Markov Decision Processes</w:t>
       </w:r>
       <w:r>
         <w:rPr>
@@ -381,31 +383,7 @@
           <w:iCs/>
           <w:lang w:val="en-GB"/>
         </w:rPr>
-        <w:t>Risk-Sensitive Planning in Markov Decision Processes</w:t>
-      </w:r>
-      <w:r>
-        <w:rPr>
-          <w:i/>
-          <w:iCs/>
-          <w:lang w:val="en-GB"/>
-        </w:rPr>
-        <w:t xml:space="preserve"> | 2022</w:t>
-      </w:r>
-      <w:r>
-        <w:rPr>
-          <w:i/>
-          <w:iCs/>
-          <w:lang w:val="en-GB"/>
-        </w:rPr>
-        <w:t>–</w:t>
-      </w:r>
-      <w:r>
-        <w:rPr>
-          <w:i/>
-          <w:iCs/>
-          <w:lang w:val="en-GB"/>
-        </w:rPr>
-        <w:t>2026, ENS de Lyon, Lyon</w:t>
+        <w:t xml:space="preserve"> | 2022–2026, ENS de Lyon, Lyon</w:t>
       </w:r>
     </w:p>
     <w:p>
@@ -436,15 +414,31 @@
           <w:szCs w:val="20"/>
           <w:lang w:val="en-GB"/>
         </w:rPr>
-        <w:t xml:space="preserve">functionals of the return </w:t>
-      </w:r>
-      <w:r>
-        <w:rPr>
-          <w:sz w:val="20"/>
-          <w:szCs w:val="20"/>
-          <w:lang w:val="en-GB"/>
-        </w:rPr>
-        <w:t>that can be optimized using distributional dynamic programming.</w:t>
+        <w:t>objectives</w:t>
+      </w:r>
+      <w:r>
+        <w:rPr>
+          <w:sz w:val="20"/>
+          <w:szCs w:val="20"/>
+          <w:lang w:val="en-GB"/>
+        </w:rPr>
+        <w:t xml:space="preserve"> that can be optimized using distributional dynamic programming</w:t>
+      </w:r>
+      <w:r>
+        <w:rPr>
+          <w:sz w:val="20"/>
+          <w:szCs w:val="20"/>
+          <w:lang w:val="en-GB"/>
+        </w:rPr>
+        <w:t xml:space="preserve"> in Markov Decision Processes</w:t>
+      </w:r>
+      <w:r>
+        <w:rPr>
+          <w:sz w:val="20"/>
+          <w:szCs w:val="20"/>
+          <w:lang w:val="en-GB"/>
+        </w:rPr>
+        <w:t>.</w:t>
       </w:r>
     </w:p>
     <w:p>
@@ -467,7 +461,7 @@
           <w:szCs w:val="20"/>
           <w:lang w:val="en-GB"/>
         </w:rPr>
-        <w:t xml:space="preserve"> Analysed the structure of optimal policies for several classes of risk measures and developed a general algorithm for risk-sensitive planning.</w:t>
+        <w:t>Analysed the structure of optimal policies for several classes of risk measures and developed a general algorithm for risk-sensitive planning.</w:t>
       </w:r>
     </w:p>
     <w:p>
@@ -490,15 +484,7 @@
           <w:szCs w:val="20"/>
           <w:lang w:val="en-GB"/>
         </w:rPr>
-        <w:t xml:space="preserve">Derived </w:t>
-      </w:r>
-      <w:r>
-        <w:rPr>
-          <w:sz w:val="20"/>
-          <w:szCs w:val="20"/>
-          <w:lang w:val="en-GB"/>
-        </w:rPr>
-        <w:t>new concentrations inequalities for a class of risk measures with application to reinforcement learning.</w:t>
+        <w:t>Derived new concentrations inequalities for a class of risk measures with application to reinforcement learning.</w:t>
       </w:r>
     </w:p>
     <w:p>
@@ -552,63 +538,6 @@
     </w:p>
     <w:p>
       <w:pPr>
-        <w:pStyle w:val="Paragraphedeliste"/>
-        <w:numPr>
-          <w:ilvl w:val="0"/>
-          <w:numId w:val="23"/>
-        </w:numPr>
-        <w:spacing w:line="240" w:lineRule="auto"/>
-        <w:rPr>
-          <w:sz w:val="20"/>
-          <w:szCs w:val="20"/>
-          <w:lang w:val="en-GB"/>
-        </w:rPr>
-      </w:pPr>
-      <w:r>
-        <w:rPr>
-          <w:sz w:val="20"/>
-          <w:szCs w:val="20"/>
-          <w:lang w:val="en-GB"/>
-        </w:rPr>
-        <w:t xml:space="preserve">Selected as a reviewer for </w:t>
-      </w:r>
-      <w:proofErr w:type="spellStart"/>
-      <w:r>
-        <w:rPr>
-          <w:sz w:val="20"/>
-          <w:szCs w:val="20"/>
-          <w:lang w:val="en-GB"/>
-        </w:rPr>
-        <w:t>NeurIPS</w:t>
-      </w:r>
-      <w:proofErr w:type="spellEnd"/>
-      <w:r>
-        <w:rPr>
-          <w:sz w:val="20"/>
-          <w:szCs w:val="20"/>
-          <w:lang w:val="en-GB"/>
-        </w:rPr>
-        <w:t>, ICML, the Journal of Machine Learning Research (JMLR)</w:t>
-      </w:r>
-      <w:r>
-        <w:rPr>
-          <w:sz w:val="20"/>
-          <w:szCs w:val="20"/>
-          <w:lang w:val="en-GB"/>
-        </w:rPr>
-        <w:t xml:space="preserve"> and others</w:t>
-      </w:r>
-      <w:r>
-        <w:rPr>
-          <w:sz w:val="20"/>
-          <w:szCs w:val="20"/>
-          <w:lang w:val="en-GB"/>
-        </w:rPr>
-        <w:t>.</w:t>
-      </w:r>
-    </w:p>
-    <w:p>
-      <w:pPr>
         <w:spacing w:after="120" w:line="240" w:lineRule="auto"/>
         <w:rPr>
           <w:i/>
@@ -647,31 +576,7 @@
           <w:iCs/>
           <w:lang w:val="en-GB"/>
         </w:rPr>
-        <w:t xml:space="preserve">) </w:t>
-      </w:r>
-      <w:r>
-        <w:rPr>
-          <w:i/>
-          <w:iCs/>
-          <w:lang w:val="en-GB"/>
-        </w:rPr>
-        <w:t>—</w:t>
-      </w:r>
-      <w:r>
-        <w:rPr>
-          <w:i/>
-          <w:iCs/>
-          <w:lang w:val="en-GB"/>
-        </w:rPr>
-        <w:t xml:space="preserve"> </w:t>
-      </w:r>
-      <w:r>
-        <w:rPr>
-          <w:i/>
-          <w:iCs/>
-          <w:lang w:val="en-GB"/>
-        </w:rPr>
-        <w:t xml:space="preserve">Swiss Data Science </w:t>
+        <w:t xml:space="preserve">) — Swiss Data Science </w:t>
       </w:r>
       <w:proofErr w:type="spellStart"/>
       <w:r>
@@ -739,23 +644,7 @@
           <w:lang w:val="en-GB"/>
         </w:rPr>
         <w:br/>
-        <w:t xml:space="preserve">Summer 2019 (6 weeks) </w:t>
-      </w:r>
-      <w:r>
-        <w:rPr>
-          <w:i/>
-          <w:iCs/>
-          <w:lang w:val="en-GB"/>
-        </w:rPr>
-        <w:t>—</w:t>
-      </w:r>
-      <w:r>
-        <w:rPr>
-          <w:i/>
-          <w:iCs/>
-          <w:lang w:val="en-GB"/>
-        </w:rPr>
-        <w:t xml:space="preserve"> </w:t>
+        <w:t xml:space="preserve">Summer 2019 (6 weeks) — </w:t>
       </w:r>
       <w:proofErr w:type="spellStart"/>
       <w:r>
@@ -821,58 +710,59 @@
     </w:p>
     <w:p>
       <w:pPr>
-        <w:pStyle w:val="Paragraphedeliste"/>
-        <w:numPr>
-          <w:ilvl w:val="0"/>
-          <w:numId w:val="7"/>
-        </w:numPr>
         <w:spacing w:line="240" w:lineRule="auto"/>
+        <w:rPr>
+          <w:sz w:val="40"/>
+          <w:szCs w:val="40"/>
+          <w:lang w:val="en-GB"/>
+        </w:rPr>
+      </w:pPr>
+      <w:r>
+        <w:rPr>
+          <w:sz w:val="36"/>
+          <w:szCs w:val="36"/>
+          <w:lang w:val="en-GB"/>
+        </w:rPr>
+        <w:t>Education</w:t>
+      </w:r>
+      <w:r>
+        <w:rPr>
+          <w:sz w:val="16"/>
+          <w:szCs w:val="16"/>
+        </w:rPr>
+        <w:pict w14:anchorId="289EC07F">
+          <v:rect id="_x0000_i1028" style="width:0;height:1.5pt" o:hralign="center" o:hrstd="t" o:hr="t" fillcolor="#a0a0a0" stroked="f"/>
+        </w:pict>
+      </w:r>
+    </w:p>
+    <w:p>
+      <w:pPr>
+        <w:spacing w:after="120" w:line="240" w:lineRule="auto"/>
         <w:rPr>
           <w:i/>
           <w:iCs/>
-          <w:sz w:val="20"/>
-          <w:szCs w:val="20"/>
-          <w:lang w:val="en-GB"/>
-        </w:rPr>
-      </w:pPr>
-      <w:r>
-        <w:rPr>
-          <w:sz w:val="20"/>
-          <w:szCs w:val="20"/>
-          <w:lang w:val="en-GB"/>
-        </w:rPr>
-        <w:t>Applied Petri-net analysis techniques to identify and examine key structural and behavioural properties of the model.</w:t>
+          <w:lang w:val="en-GB"/>
+        </w:rPr>
+      </w:pPr>
+      <w:r>
+        <w:rPr>
+          <w:i/>
+          <w:iCs/>
+          <w:lang w:val="en-GB"/>
+        </w:rPr>
+        <w:t>2022–2026 | PhD in Mathematics, ENS de Lyon</w:t>
+      </w:r>
+      <w:r>
+        <w:rPr>
+          <w:i/>
+          <w:iCs/>
+          <w:lang w:val="en-GB"/>
+        </w:rPr>
+        <w:t>, France</w:t>
       </w:r>
     </w:p>
     <w:p>
       <w:pPr>
-        <w:spacing w:line="240" w:lineRule="auto"/>
-        <w:rPr>
-          <w:sz w:val="40"/>
-          <w:szCs w:val="40"/>
-          <w:lang w:val="en-GB"/>
-        </w:rPr>
-      </w:pPr>
-      <w:r>
-        <w:rPr>
-          <w:sz w:val="36"/>
-          <w:szCs w:val="36"/>
-          <w:lang w:val="en-GB"/>
-        </w:rPr>
-        <w:t>Education</w:t>
-      </w:r>
-      <w:r>
-        <w:rPr>
-          <w:sz w:val="16"/>
-          <w:szCs w:val="16"/>
-        </w:rPr>
-        <w:pict w14:anchorId="289EC07F">
-          <v:rect id="_x0000_i1055" style="width:0;height:1.5pt" o:hralign="center" o:hrstd="t" o:hr="t" fillcolor="#a0a0a0" stroked="f"/>
-        </w:pict>
-      </w:r>
-    </w:p>
-    <w:p>
-      <w:pPr>
         <w:spacing w:after="120" w:line="240" w:lineRule="auto"/>
         <w:rPr>
           <w:i/>
@@ -886,7 +776,7 @@
           <w:iCs/>
           <w:lang w:val="en-GB"/>
         </w:rPr>
-        <w:t>2022–2026</w:t>
+        <w:t>2021–2022 | Master 2 — Mathematics, Vision and Learning (MVA), ENS Paris-Saclay</w:t>
       </w:r>
       <w:r>
         <w:rPr>
@@ -894,57 +784,7 @@
           <w:iCs/>
           <w:lang w:val="en-GB"/>
         </w:rPr>
-        <w:t xml:space="preserve"> | PhD in Mathematics, ENS de Lyon</w:t>
-      </w:r>
-    </w:p>
-    <w:p>
-      <w:pPr>
-        <w:spacing w:after="120" w:line="240" w:lineRule="auto"/>
-        <w:rPr>
-          <w:i/>
-          <w:iCs/>
-          <w:lang w:val="en-GB"/>
-        </w:rPr>
-      </w:pPr>
-      <w:r>
-        <w:rPr>
-          <w:i/>
-          <w:iCs/>
-          <w:lang w:val="en-GB"/>
-        </w:rPr>
-        <w:t>2021</w:t>
-      </w:r>
-      <w:r>
-        <w:rPr>
-          <w:i/>
-          <w:iCs/>
-          <w:lang w:val="en-GB"/>
-        </w:rPr>
-        <w:t>–</w:t>
-      </w:r>
-      <w:r>
-        <w:rPr>
-          <w:i/>
-          <w:iCs/>
-          <w:lang w:val="en-GB"/>
-        </w:rPr>
-        <w:t xml:space="preserve">2022 | </w:t>
-      </w:r>
-      <w:r>
-        <w:rPr>
-          <w:i/>
-          <w:iCs/>
-          <w:lang w:val="en-GB"/>
-        </w:rPr>
-        <w:t>Master 2 — Mathematics, Vision and Learning (MVA)</w:t>
-      </w:r>
-      <w:r>
-        <w:rPr>
-          <w:i/>
-          <w:iCs/>
-          <w:lang w:val="en-GB"/>
-        </w:rPr>
-        <w:t>, ENS Paris-Saclay</w:t>
+        <w:t>, France</w:t>
       </w:r>
     </w:p>
     <w:p>
@@ -1064,49 +904,14 @@
           <w:i/>
           <w:iCs/>
         </w:rPr>
-        <w:t>20</w:t>
+        <w:t xml:space="preserve">2019–2020 | </w:t>
       </w:r>
       <w:r>
         <w:rPr>
           <w:i/>
           <w:iCs/>
         </w:rPr>
-        <w:t>19</w:t>
-      </w:r>
-      <w:r>
-        <w:rPr>
-          <w:i/>
-          <w:iCs/>
-        </w:rPr>
-        <w:t>–202</w:t>
-      </w:r>
-      <w:r>
-        <w:rPr>
-          <w:i/>
-          <w:iCs/>
-        </w:rPr>
-        <w:t>0</w:t>
-      </w:r>
-      <w:r>
-        <w:rPr>
-          <w:i/>
-          <w:iCs/>
-        </w:rPr>
-        <w:t xml:space="preserve"> | </w:t>
-      </w:r>
-      <w:r>
-        <w:rPr>
-          <w:i/>
-          <w:iCs/>
-        </w:rPr>
-        <w:t>Master 1 — Fundamental Computer Science</w:t>
-      </w:r>
-      <w:r>
-        <w:rPr>
-          <w:i/>
-          <w:iCs/>
-        </w:rPr>
-        <w:t>, ENS de Lyon</w:t>
+        <w:t>Master 1 — Fundamental Computer Science, ENS de Lyon</w:t>
       </w:r>
     </w:p>
     <w:p>
@@ -1147,7 +952,7 @@
           <w:szCs w:val="36"/>
           <w:lang w:val="en-GB"/>
         </w:rPr>
-        <w:t>Additional Courses</w:t>
+        <w:t>Personal Projects</w:t>
       </w:r>
       <w:r>
         <w:rPr>
@@ -1155,7 +960,7 @@
           <w:szCs w:val="16"/>
         </w:rPr>
         <w:pict w14:anchorId="36A3798B">
-          <v:rect id="_x0000_i1034" style="width:0;height:1.5pt" o:hralign="center" o:hrstd="t" o:hr="t" fillcolor="#a0a0a0" stroked="f"/>
+          <v:rect id="_x0000_i1029" style="width:0;height:1.5pt" o:hralign="center" o:hrstd="t" o:hr="t" fillcolor="#a0a0a0" stroked="f"/>
         </w:pict>
       </w:r>
     </w:p>
@@ -1174,71 +979,7 @@
           <w:iCs/>
           <w:lang w:val="en-GB"/>
         </w:rPr>
-        <w:t xml:space="preserve">Stanford’s </w:t>
-      </w:r>
-      <w:r>
-        <w:rPr>
-          <w:i/>
-          <w:iCs/>
-          <w:lang w:val="en-GB"/>
-        </w:rPr>
-        <w:t>CS</w:t>
-      </w:r>
-      <w:r>
-        <w:rPr>
-          <w:i/>
-          <w:iCs/>
-          <w:lang w:val="en-GB"/>
-        </w:rPr>
-        <w:t>336 Spring</w:t>
-      </w:r>
-      <w:r>
-        <w:rPr>
-          <w:i/>
-          <w:iCs/>
-          <w:lang w:val="en-GB"/>
-        </w:rPr>
-        <w:t xml:space="preserve"> 2026</w:t>
-      </w:r>
-      <w:r>
-        <w:rPr>
-          <w:i/>
-          <w:iCs/>
-          <w:lang w:val="en-GB"/>
-        </w:rPr>
-        <w:t xml:space="preserve"> –</w:t>
-      </w:r>
-      <w:r>
-        <w:rPr>
-          <w:i/>
-          <w:iCs/>
-          <w:lang w:val="en-GB"/>
-        </w:rPr>
-        <w:t xml:space="preserve"> </w:t>
-      </w:r>
-      <w:r>
-        <w:rPr>
-          <w:i/>
-          <w:iCs/>
-          <w:lang w:val="en-GB"/>
-        </w:rPr>
-        <w:t xml:space="preserve">Language </w:t>
-      </w:r>
-      <w:r>
-        <w:rPr>
-          <w:i/>
-          <w:iCs/>
-          <w:lang w:val="en-GB"/>
-        </w:rPr>
-        <w:t>Modelling</w:t>
-      </w:r>
-      <w:r>
-        <w:rPr>
-          <w:i/>
-          <w:iCs/>
-          <w:lang w:val="en-GB"/>
-        </w:rPr>
-        <w:t xml:space="preserve"> from Scratch</w:t>
+        <w:t>Implementing LLMs from scratch</w:t>
       </w:r>
     </w:p>
     <w:p>
@@ -1250,18 +991,214 @@
         </w:numPr>
         <w:spacing w:line="240" w:lineRule="auto"/>
         <w:rPr>
-          <w:lang w:val="en-GB"/>
-        </w:rPr>
-      </w:pPr>
-      <w:r>
-        <w:rPr>
-          <w:lang w:val="en-GB"/>
-        </w:rPr>
-        <w:t>Implemented and trained a small LLM from scratch.</w:t>
+          <w:sz w:val="20"/>
+          <w:szCs w:val="20"/>
+          <w:lang w:val="en-GB"/>
+        </w:rPr>
+      </w:pPr>
+      <w:r>
+        <w:rPr>
+          <w:sz w:val="20"/>
+          <w:szCs w:val="20"/>
+          <w:lang w:val="en-GB"/>
+        </w:rPr>
+        <w:t>Trained a small Language Model (</w:t>
+      </w:r>
+      <w:r>
+        <w:rPr>
+          <w:rFonts w:ascii="Cambria Math" w:hAnsi="Cambria Math"/>
+          <w:sz w:val="20"/>
+          <w:szCs w:val="20"/>
+          <w:lang w:val="en-GB"/>
+        </w:rPr>
+        <w:t>~</w:t>
+      </w:r>
+      <w:r>
+        <w:rPr>
+          <w:sz w:val="20"/>
+          <w:szCs w:val="20"/>
+          <w:lang w:val="en-GB"/>
+        </w:rPr>
+        <w:t xml:space="preserve">17M parameters) on the </w:t>
+      </w:r>
+      <w:proofErr w:type="spellStart"/>
+      <w:r>
+        <w:rPr>
+          <w:sz w:val="20"/>
+          <w:szCs w:val="20"/>
+          <w:lang w:val="en-GB"/>
+        </w:rPr>
+        <w:t>TinyStories</w:t>
+      </w:r>
+      <w:proofErr w:type="spellEnd"/>
+      <w:r>
+        <w:rPr>
+          <w:sz w:val="20"/>
+          <w:szCs w:val="20"/>
+          <w:lang w:val="en-GB"/>
+        </w:rPr>
+        <w:t xml:space="preserve"> dataset : Implemented a BPE tokenizer, all Transformer modules, </w:t>
+      </w:r>
+      <w:proofErr w:type="spellStart"/>
+      <w:r>
+        <w:rPr>
+          <w:sz w:val="20"/>
+          <w:szCs w:val="20"/>
+          <w:lang w:val="en-GB"/>
+        </w:rPr>
+        <w:t>AdamW</w:t>
+      </w:r>
+      <w:proofErr w:type="spellEnd"/>
+      <w:r>
+        <w:rPr>
+          <w:sz w:val="20"/>
+          <w:szCs w:val="20"/>
+          <w:lang w:val="en-GB"/>
+        </w:rPr>
+        <w:t xml:space="preserve">, and the full training pipeline from scratch in </w:t>
+      </w:r>
+      <w:proofErr w:type="spellStart"/>
+      <w:r>
+        <w:rPr>
+          <w:sz w:val="20"/>
+          <w:szCs w:val="20"/>
+          <w:lang w:val="en-GB"/>
+        </w:rPr>
+        <w:t>PyTorch</w:t>
+      </w:r>
+      <w:proofErr w:type="spellEnd"/>
+      <w:r>
+        <w:rPr>
+          <w:sz w:val="20"/>
+          <w:szCs w:val="20"/>
+          <w:lang w:val="en-GB"/>
+        </w:rPr>
+        <w:t>.</w:t>
       </w:r>
     </w:p>
     <w:p>
       <w:pPr>
+        <w:pStyle w:val="Paragraphedeliste"/>
+        <w:numPr>
+          <w:ilvl w:val="0"/>
+          <w:numId w:val="24"/>
+        </w:numPr>
+        <w:spacing w:line="240" w:lineRule="auto"/>
+        <w:rPr>
+          <w:sz w:val="20"/>
+          <w:szCs w:val="20"/>
+          <w:lang w:val="en-GB"/>
+        </w:rPr>
+      </w:pPr>
+      <w:r>
+        <w:rPr>
+          <w:sz w:val="20"/>
+          <w:szCs w:val="20"/>
+          <w:lang w:val="en-GB"/>
+        </w:rPr>
+        <w:t>Implemented a</w:t>
+      </w:r>
+      <w:r>
+        <w:rPr>
+          <w:sz w:val="20"/>
+          <w:szCs w:val="20"/>
+          <w:lang w:val="en-GB"/>
+        </w:rPr>
+        <w:t xml:space="preserve"> full</w:t>
+      </w:r>
+      <w:r>
+        <w:rPr>
+          <w:sz w:val="20"/>
+          <w:szCs w:val="20"/>
+          <w:lang w:val="en-GB"/>
+        </w:rPr>
+        <w:t xml:space="preserve"> RL pipeline from scratch to post-train</w:t>
+      </w:r>
+      <w:r>
+        <w:rPr>
+          <w:sz w:val="20"/>
+          <w:szCs w:val="20"/>
+          <w:lang w:val="en-GB"/>
+        </w:rPr>
+        <w:t xml:space="preserve"> </w:t>
+      </w:r>
+      <w:r>
+        <w:rPr>
+          <w:sz w:val="20"/>
+          <w:szCs w:val="20"/>
+          <w:lang w:val="en-GB"/>
+        </w:rPr>
+        <w:t>OLMo-2-0425-1B</w:t>
+      </w:r>
+      <w:r>
+        <w:rPr>
+          <w:sz w:val="20"/>
+          <w:szCs w:val="20"/>
+          <w:lang w:val="en-GB"/>
+        </w:rPr>
+        <w:t xml:space="preserve"> on </w:t>
+      </w:r>
+      <w:r>
+        <w:rPr>
+          <w:sz w:val="20"/>
+          <w:szCs w:val="20"/>
+          <w:lang w:val="en-GB"/>
+        </w:rPr>
+        <w:t xml:space="preserve"> </w:t>
+      </w:r>
+      <w:r>
+        <w:rPr>
+          <w:sz w:val="20"/>
+          <w:szCs w:val="20"/>
+          <w:lang w:val="en-GB"/>
+        </w:rPr>
+        <w:t>GSM8K</w:t>
+      </w:r>
+      <w:r>
+        <w:rPr>
+          <w:sz w:val="20"/>
+          <w:szCs w:val="20"/>
+          <w:lang w:val="en-GB"/>
+        </w:rPr>
+        <w:t xml:space="preserve">: </w:t>
+      </w:r>
+      <w:r>
+        <w:rPr>
+          <w:sz w:val="20"/>
+          <w:szCs w:val="20"/>
+          <w:lang w:val="en-GB"/>
+        </w:rPr>
+        <w:t xml:space="preserve"> Implemented the pipeline and several RL algorithm variants: GRPO (both online and offline), Dr. GRPO, RFT, </w:t>
+      </w:r>
+      <w:proofErr w:type="spellStart"/>
+      <w:r>
+        <w:rPr>
+          <w:sz w:val="20"/>
+          <w:szCs w:val="20"/>
+          <w:lang w:val="en-GB"/>
+        </w:rPr>
+        <w:t>MaxRL</w:t>
+      </w:r>
+      <w:proofErr w:type="spellEnd"/>
+      <w:r>
+        <w:rPr>
+          <w:sz w:val="20"/>
+          <w:szCs w:val="20"/>
+          <w:lang w:val="en-GB"/>
+        </w:rPr>
+        <w:t>, and GSPO</w:t>
+      </w:r>
+      <w:r>
+        <w:rPr>
+          <w:sz w:val="20"/>
+          <w:szCs w:val="20"/>
+          <w:lang w:val="en-GB"/>
+        </w:rPr>
+        <w:t>.</w:t>
+      </w:r>
+    </w:p>
+    <w:p>
+      <w:pPr>
         <w:spacing w:line="240" w:lineRule="auto"/>
         <w:rPr>
           <w:sz w:val="36"/>
@@ -1284,7 +1221,7 @@
           <w:szCs w:val="16"/>
         </w:rPr>
         <w:pict w14:anchorId="1FCB1236">
-          <v:rect id="_x0000_i1067" style="width:0;height:1.5pt" o:hralign="center" o:hrstd="t" o:hr="t" fillcolor="#a0a0a0" stroked="f"/>
+          <v:rect id="_x0000_i1030" style="width:0;height:1.5pt" o:hralign="center" o:hrstd="t" o:hr="t" fillcolor="#a0a0a0" stroked="f"/>
         </w:pict>
       </w:r>
     </w:p>
@@ -1371,7 +1308,7 @@
         <w:rPr>
           <w:lang w:val="en-GB"/>
         </w:rPr>
-        <w:t>, AI conversational agents</w:t>
+        <w:t>, AI agents</w:t>
       </w:r>
     </w:p>
     <w:p>
@@ -1389,23 +1326,7 @@
           <w:szCs w:val="36"/>
           <w:lang w:val="en-GB"/>
         </w:rPr>
-        <w:t>Leadership</w:t>
-      </w:r>
-      <w:r>
-        <w:rPr>
-          <w:sz w:val="36"/>
-          <w:szCs w:val="36"/>
-          <w:lang w:val="en-GB"/>
-        </w:rPr>
-        <w:t xml:space="preserve"> &amp; </w:t>
-      </w:r>
-      <w:r>
-        <w:rPr>
-          <w:sz w:val="36"/>
-          <w:szCs w:val="36"/>
-          <w:lang w:val="en-GB"/>
-        </w:rPr>
-        <w:t>Extracurricular Activities</w:t>
+        <w:t>Leadership &amp; Extracurricular Activities</w:t>
       </w:r>
       <w:r>
         <w:rPr>
@@ -1413,7 +1334,7 @@
           <w:szCs w:val="16"/>
         </w:rPr>
         <w:pict w14:anchorId="67148A7A">
-          <v:rect id="_x0000_i1035" style="width:0;height:1.5pt" o:hralign="center" o:hrstd="t" o:hr="t" fillcolor="#a0a0a0" stroked="f"/>
+          <v:rect id="_x0000_i1031" style="width:0;height:1.5pt" o:hralign="center" o:hrstd="t" o:hr="t" fillcolor="#a0a0a0" stroked="f"/>
         </w:pict>
       </w:r>
     </w:p>
@@ -1726,7 +1647,7 @@
           <w:szCs w:val="16"/>
         </w:rPr>
         <w:pict w14:anchorId="2A28D7F9">
-          <v:rect id="_x0000_i1036" style="width:0;height:1.5pt" o:hralign="center" o:hrstd="t" o:hr="t" fillcolor="#a0a0a0" stroked="f"/>
+          <v:rect id="_x0000_i1032" style="width:0;height:1.5pt" o:hralign="center" o:hrstd="t" o:hr="t" fillcolor="#a0a0a0" stroked="f"/>
         </w:pict>
       </w:r>
     </w:p>
@@ -1745,15 +1666,7 @@
           <w:iCs/>
           <w:lang w:val="en-GB"/>
         </w:rPr>
-        <w:t>2022–202</w:t>
-      </w:r>
-      <w:r>
-        <w:rPr>
-          <w:i/>
-          <w:iCs/>
-          <w:lang w:val="en-GB"/>
-        </w:rPr>
-        <w:t xml:space="preserve">4 | </w:t>
+        <w:t xml:space="preserve">2022–2024 | </w:t>
       </w:r>
       <w:r>
         <w:rPr>
@@ -1995,7 +1908,7 @@
           <w:szCs w:val="16"/>
         </w:rPr>
         <w:pict w14:anchorId="767CFBD7">
-          <v:rect id="_x0000_i1037" style="width:0;height:1.5pt" o:hralign="center" o:hrstd="t" o:hr="t" fillcolor="#a0a0a0" stroked="f"/>
+          <v:rect id="_x0000_i1033" style="width:0;height:1.5pt" o:hralign="center" o:hrstd="t" o:hr="t" fillcolor="#a0a0a0" stroked="f"/>
         </w:pict>
       </w:r>
     </w:p>
@@ -2010,6 +1923,7 @@
         <w:rPr>
           <w:sz w:val="24"/>
           <w:szCs w:val="24"/>
+          <w:lang w:val="en-GB"/>
         </w:rPr>
       </w:pPr>
       <w:r>
@@ -2062,97 +1976,121 @@
           <w:szCs w:val="24"/>
           <w:lang w:val="en-GB"/>
         </w:rPr>
-        <w:t xml:space="preserve">Beyond average return in </w:t>
-      </w:r>
-      <w:proofErr w:type="spellStart"/>
+        <w:t xml:space="preserve">Beyond </w:t>
+      </w:r>
       <w:r>
         <w:rPr>
           <w:sz w:val="24"/>
           <w:szCs w:val="24"/>
           <w:lang w:val="en-GB"/>
         </w:rPr>
-        <w:t>markov</w:t>
-      </w:r>
-      <w:proofErr w:type="spellEnd"/>
+        <w:t>A</w:t>
+      </w:r>
       <w:r>
         <w:rPr>
           <w:sz w:val="24"/>
           <w:szCs w:val="24"/>
           <w:lang w:val="en-GB"/>
         </w:rPr>
-        <w:t xml:space="preserve"> decision processes. </w:t>
-      </w:r>
-      <w:proofErr w:type="spellStart"/>
+        <w:t xml:space="preserve">verage </w:t>
+      </w:r>
+      <w:r>
+        <w:rPr>
+          <w:sz w:val="24"/>
+          <w:szCs w:val="24"/>
+          <w:lang w:val="en-GB"/>
+        </w:rPr>
+        <w:t>R</w:t>
+      </w:r>
+      <w:r>
+        <w:rPr>
+          <w:sz w:val="24"/>
+          <w:szCs w:val="24"/>
+          <w:lang w:val="en-GB"/>
+        </w:rPr>
+        <w:t xml:space="preserve">eturn in </w:t>
+      </w:r>
+      <w:r>
+        <w:rPr>
+          <w:sz w:val="24"/>
+          <w:szCs w:val="24"/>
+          <w:lang w:val="en-GB"/>
+        </w:rPr>
+        <w:t>M</w:t>
+      </w:r>
+      <w:r>
+        <w:rPr>
+          <w:sz w:val="24"/>
+          <w:szCs w:val="24"/>
+          <w:lang w:val="en-GB"/>
+        </w:rPr>
+        <w:t xml:space="preserve">arkov </w:t>
+      </w:r>
+      <w:r>
+        <w:rPr>
+          <w:sz w:val="24"/>
+          <w:szCs w:val="24"/>
+          <w:lang w:val="en-GB"/>
+        </w:rPr>
+        <w:t>D</w:t>
+      </w:r>
+      <w:r>
+        <w:rPr>
+          <w:sz w:val="24"/>
+          <w:szCs w:val="24"/>
+          <w:lang w:val="en-GB"/>
+        </w:rPr>
+        <w:t xml:space="preserve">ecision </w:t>
+      </w:r>
+      <w:r>
+        <w:rPr>
+          <w:sz w:val="24"/>
+          <w:szCs w:val="24"/>
+          <w:lang w:val="en-GB"/>
+        </w:rPr>
+        <w:t>P</w:t>
+      </w:r>
+      <w:r>
+        <w:rPr>
+          <w:sz w:val="24"/>
+          <w:szCs w:val="24"/>
+          <w:lang w:val="en-GB"/>
+        </w:rPr>
+        <w:t xml:space="preserve">rocesses. </w:t>
+      </w:r>
       <w:r>
         <w:rPr>
           <w:i/>
           <w:iCs/>
           <w:sz w:val="24"/>
           <w:szCs w:val="24"/>
-        </w:rPr>
-        <w:t>Advances</w:t>
-      </w:r>
-      <w:proofErr w:type="spellEnd"/>
+          <w:lang w:val="en-GB"/>
+        </w:rPr>
+        <w:t>Advances in Neural Information Processing Systems</w:t>
+      </w:r>
+      <w:r>
+        <w:rPr>
+          <w:sz w:val="24"/>
+          <w:szCs w:val="24"/>
+          <w:lang w:val="en-GB"/>
+        </w:rPr>
+        <w:t xml:space="preserve">, </w:t>
+      </w:r>
       <w:r>
         <w:rPr>
           <w:i/>
           <w:iCs/>
           <w:sz w:val="24"/>
           <w:szCs w:val="24"/>
-        </w:rPr>
-        <w:t xml:space="preserve"> in Neural Information </w:t>
-      </w:r>
-      <w:proofErr w:type="spellStart"/>
-      <w:r>
-        <w:rPr>
-          <w:i/>
-          <w:iCs/>
+          <w:lang w:val="en-GB"/>
+        </w:rPr>
+        <w:t>36</w:t>
+      </w:r>
+      <w:r>
+        <w:rPr>
           <w:sz w:val="24"/>
           <w:szCs w:val="24"/>
-        </w:rPr>
-        <w:t>Processing</w:t>
-      </w:r>
-      <w:proofErr w:type="spellEnd"/>
-      <w:r>
-        <w:rPr>
-          <w:i/>
-          <w:iCs/>
-          <w:sz w:val="24"/>
-          <w:szCs w:val="24"/>
-        </w:rPr>
-        <w:t xml:space="preserve"> </w:t>
-      </w:r>
-      <w:proofErr w:type="spellStart"/>
-      <w:r>
-        <w:rPr>
-          <w:i/>
-          <w:iCs/>
-          <w:sz w:val="24"/>
-          <w:szCs w:val="24"/>
-        </w:rPr>
-        <w:t>Systems</w:t>
-      </w:r>
-      <w:proofErr w:type="spellEnd"/>
-      <w:r>
-        <w:rPr>
-          <w:sz w:val="24"/>
-          <w:szCs w:val="24"/>
-        </w:rPr>
-        <w:t xml:space="preserve">, </w:t>
-      </w:r>
-      <w:r>
-        <w:rPr>
-          <w:i/>
-          <w:iCs/>
-          <w:sz w:val="24"/>
-          <w:szCs w:val="24"/>
-        </w:rPr>
-        <w:t>36</w:t>
-      </w:r>
-      <w:r>
-        <w:rPr>
-          <w:sz w:val="24"/>
-          <w:szCs w:val="24"/>
+          <w:lang w:val="en-GB"/>
         </w:rPr>
         <w:t>, 56488-56507.</w:t>
       </w:r>
@@ -2261,33 +2199,43 @@
           <w:szCs w:val="24"/>
           <w:lang w:val="en-GB"/>
         </w:rPr>
-        <w:t>.</w:t>
-      </w:r>
+        <w:t xml:space="preserve">. Presented at the 2025 European </w:t>
+      </w:r>
+      <w:proofErr w:type="spellStart"/>
       <w:r>
         <w:rPr>
           <w:sz w:val="24"/>
           <w:szCs w:val="24"/>
           <w:lang w:val="en-GB"/>
         </w:rPr>
-        <w:t xml:space="preserve"> Presented at the 2025 European </w:t>
-      </w:r>
-      <w:proofErr w:type="spellStart"/>
+        <w:t>Worshop</w:t>
+      </w:r>
+      <w:proofErr w:type="spellEnd"/>
       <w:r>
         <w:rPr>
           <w:sz w:val="24"/>
           <w:szCs w:val="24"/>
           <w:lang w:val="en-GB"/>
         </w:rPr>
-        <w:t>Worshop</w:t>
-      </w:r>
-      <w:proofErr w:type="spellEnd"/>
+        <w:t xml:space="preserve"> on Reinforcement Learning.</w:t>
+      </w:r>
       <w:r>
         <w:rPr>
           <w:sz w:val="24"/>
           <w:szCs w:val="24"/>
           <w:lang w:val="en-GB"/>
         </w:rPr>
-        <w:t xml:space="preserve"> on Reinforcement Learning.</w:t>
+        <w:t xml:space="preserve"> </w:t>
+      </w:r>
+      <w:r>
+        <w:rPr>
+          <w:i/>
+          <w:iCs/>
+          <w:sz w:val="24"/>
+          <w:szCs w:val="24"/>
+          <w:lang w:val="en-GB"/>
+        </w:rPr>
+        <w:t>(submitted for publication)</w:t>
       </w:r>
     </w:p>
     <w:p>
@@ -2369,133 +2317,61 @@
           <w:szCs w:val="24"/>
           <w:lang w:val="en-GB"/>
         </w:rPr>
-        <w:t>Marthe</w:t>
-      </w:r>
+        <w:t xml:space="preserve">Marthe, A.,  </w:t>
+      </w:r>
+      <w:proofErr w:type="spellStart"/>
       <w:r>
         <w:rPr>
           <w:sz w:val="24"/>
           <w:szCs w:val="24"/>
           <w:lang w:val="en-GB"/>
         </w:rPr>
-        <w:t>, A.</w:t>
-      </w:r>
+        <w:t>Ahmadipour</w:t>
+      </w:r>
+      <w:proofErr w:type="spellEnd"/>
       <w:r>
         <w:rPr>
           <w:sz w:val="24"/>
           <w:szCs w:val="24"/>
           <w:lang w:val="en-GB"/>
         </w:rPr>
-        <w:t xml:space="preserve">, </w:t>
-      </w:r>
+        <w:t xml:space="preserve">, M., </w:t>
+      </w:r>
+      <w:proofErr w:type="spellStart"/>
       <w:r>
         <w:rPr>
           <w:sz w:val="24"/>
           <w:szCs w:val="24"/>
           <w:lang w:val="en-GB"/>
         </w:rPr>
-        <w:t xml:space="preserve"> </w:t>
-      </w:r>
-      <w:proofErr w:type="spellStart"/>
+        <w:t>Garivier</w:t>
+      </w:r>
+      <w:proofErr w:type="spellEnd"/>
       <w:r>
         <w:rPr>
           <w:sz w:val="24"/>
           <w:szCs w:val="24"/>
           <w:lang w:val="en-GB"/>
         </w:rPr>
-        <w:t>Ahmadipour</w:t>
-      </w:r>
-      <w:proofErr w:type="spellEnd"/>
+        <w:t xml:space="preserve">, A., &amp; </w:t>
+      </w:r>
+      <w:proofErr w:type="spellStart"/>
       <w:r>
         <w:rPr>
           <w:sz w:val="24"/>
           <w:szCs w:val="24"/>
           <w:lang w:val="en-GB"/>
         </w:rPr>
-        <w:t>, M.</w:t>
-      </w:r>
+        <w:t>Vernade</w:t>
+      </w:r>
+      <w:proofErr w:type="spellEnd"/>
       <w:r>
         <w:rPr>
           <w:sz w:val="24"/>
           <w:szCs w:val="24"/>
           <w:lang w:val="en-GB"/>
         </w:rPr>
-        <w:t xml:space="preserve">, </w:t>
-      </w:r>
-      <w:proofErr w:type="spellStart"/>
-      <w:r>
-        <w:rPr>
-          <w:sz w:val="24"/>
-          <w:szCs w:val="24"/>
-          <w:lang w:val="en-GB"/>
-        </w:rPr>
-        <w:t>Garivier</w:t>
-      </w:r>
-      <w:proofErr w:type="spellEnd"/>
-      <w:r>
-        <w:rPr>
-          <w:sz w:val="24"/>
-          <w:szCs w:val="24"/>
-          <w:lang w:val="en-GB"/>
-        </w:rPr>
-        <w:t>, A.</w:t>
-      </w:r>
-      <w:r>
-        <w:rPr>
-          <w:sz w:val="24"/>
-          <w:szCs w:val="24"/>
-          <w:lang w:val="en-GB"/>
-        </w:rPr>
-        <w:t xml:space="preserve">, </w:t>
-      </w:r>
-      <w:r>
-        <w:rPr>
-          <w:sz w:val="24"/>
-          <w:szCs w:val="24"/>
-          <w:lang w:val="en-GB"/>
-        </w:rPr>
-        <w:t>&amp;</w:t>
-      </w:r>
-      <w:r>
-        <w:rPr>
-          <w:sz w:val="24"/>
-          <w:szCs w:val="24"/>
-          <w:lang w:val="en-GB"/>
-        </w:rPr>
-        <w:t xml:space="preserve"> </w:t>
-      </w:r>
-      <w:proofErr w:type="spellStart"/>
-      <w:r>
-        <w:rPr>
-          <w:sz w:val="24"/>
-          <w:szCs w:val="24"/>
-          <w:lang w:val="en-GB"/>
-        </w:rPr>
-        <w:t>Vernade</w:t>
-      </w:r>
-      <w:proofErr w:type="spellEnd"/>
-      <w:r>
-        <w:rPr>
-          <w:sz w:val="24"/>
-          <w:szCs w:val="24"/>
-          <w:lang w:val="en-GB"/>
-        </w:rPr>
-        <w:t>, C</w:t>
-      </w:r>
-      <w:r>
-        <w:rPr>
-          <w:sz w:val="24"/>
-          <w:szCs w:val="24"/>
-          <w:lang w:val="en-GB"/>
-        </w:rPr>
-        <w:t>.</w:t>
-      </w:r>
-      <w:r>
-        <w:rPr>
-          <w:sz w:val="24"/>
-          <w:szCs w:val="24"/>
-          <w:lang w:val="en-GB"/>
-        </w:rPr>
-        <w:t xml:space="preserve"> (2026).</w:t>
+        <w:t>, C. (2026).</w:t>
       </w:r>
       <w:r>
         <w:rPr>
@@ -2572,47 +2448,23 @@
           <w:szCs w:val="24"/>
           <w:lang w:val="de-DE"/>
         </w:rPr>
-        <w:t>, C</w:t>
+        <w:t xml:space="preserve">, C (2026). </w:t>
       </w:r>
       <w:r>
         <w:rPr>
           <w:sz w:val="24"/>
           <w:szCs w:val="24"/>
-          <w:lang w:val="de-DE"/>
-        </w:rPr>
-        <w:t xml:space="preserve"> (2026)</w:t>
+          <w:lang w:val="en-GB"/>
+        </w:rPr>
+        <w:t>On the Optimization of Functionals of the Return in Finite-Horizon Markov Decision Processes</w:t>
       </w:r>
       <w:r>
         <w:rPr>
           <w:sz w:val="24"/>
           <w:szCs w:val="24"/>
-          <w:lang w:val="de-DE"/>
-        </w:rPr>
-        <w:t xml:space="preserve">. </w:t>
-      </w:r>
-      <w:r>
-        <w:rPr>
-          <w:sz w:val="24"/>
-          <w:szCs w:val="24"/>
-          <w:lang w:val="en-GB"/>
-        </w:rPr>
-        <w:t>On the Optimization of Functionals of the Return</w:t>
-      </w:r>
-      <w:r>
-        <w:rPr>
-          <w:sz w:val="24"/>
-          <w:szCs w:val="24"/>
-          <w:lang w:val="en-GB"/>
-        </w:rPr>
-        <w:t xml:space="preserve"> </w:t>
-      </w:r>
-      <w:r>
-        <w:rPr>
-          <w:sz w:val="24"/>
-          <w:szCs w:val="24"/>
-          <w:lang w:val="en-GB"/>
-        </w:rPr>
-        <w:t>in Finite-Horizon Markov Decision Processes</w:t>
+          <w:lang w:val="en-GB"/>
+        </w:rPr>
+        <w:t>.</w:t>
       </w:r>
     </w:p>
     <w:sectPr>
@@ -2626,7 +2478,7 @@
 </file>
 
 <file path=word/numbering.xml><?xml version="1.0" encoding="utf-8"?>
-<w:numbering xmlns:wpc="http://schemas.microsoft.com/office/word/2010/wordprocessingCanvas" xmlns:cx="http://schemas.microsoft.com/office/drawing/2014/chartex" xmlns:cx1="http://schemas.microsoft.com/office/drawing/2015/9/8/chartex" xmlns:cx2="http://schemas.microsoft.com/office/drawing/2015/10/21/chartex" xmlns:cx3="http://schemas.microsoft.com/office/drawing/2016/5/9/chartex" xmlns:cx4="http://schemas.microsoft.com/office/drawing/2016/5/10/chartex" xmlns:cx5="http://schemas.microsoft.com/office/drawing/2016/5/11/chartex" xmlns:cx6="http://schemas.microsoft.com/office/drawing/2016/5/12/chartex" xmlns:cx7="http://schemas.microsoft.com/office/drawing/2016/5/13/chartex" xmlns:cx8="http://schemas.microsoft.com/office/drawing/2016/5/14/chartex" xmlns:mc="http://schemas.openxmlformats.org/markup-compatibility/2006" xmlns:aink="http://schemas.microsoft.com/office/drawing/2016/ink" xmlns:am3d="http://schemas.microsoft.com/office/drawing/2017/model3d" xmlns:o="urn:schemas-microsoft-com:office:office" xmlns:oel="http://schemas.microsoft.com/office/2019/extlst" xmlns:r="http://schemas.openxmlformats.org/officeDocument/2006/relationships" xmlns:m="http://schemas.openxmlformats.org/officeDocument/2006/math" xmlns:v="urn:schemas-microsoft-com:vml" xmlns:wp14="http://schemas.microsoft.com/office/word/2010/wordprocessingDrawing" xmlns:wp="http://schemas.openxmlformats.org/drawingml/2006/wordprocessingDrawing" xmlns:w10="urn:schemas-microsoft-com:office:word" xmlns:w="http://schemas.openxmlformats.org/wordprocessingml/2006/main" xmlns:w14="http://schemas.microsoft.com/office/word/2010/wordml" xmlns:w15="http://schemas.microsoft.com/office/word/2012/wordml" xmlns:w16cei="http://schemas.microsoft.com/office/word/2026/wordml/cei" xmlns:w16cex="http://schemas.microsoft.com/office/word/2018/wordml/cex" xmlns:w16cid="http://schemas.microsoft.com/office/word/2016/wordml/cid" xmlns:w16="http://schemas.microsoft.com/office/word/2018/wordml" xmlns:w16du="http://schemas.microsoft.com/office/word/2023/wordml/word16du" xmlns:w16sdtdh="http://schemas.microsoft.com/office/word/2020/wordml/sdtdatahash" xmlns:w16sdtfl="http://schemas.microsoft.com/office/word/2024/wordml/sdtformatlock" xmlns:w16se="http://schemas.microsoft.com/office/word/2015/wordml/symex" xmlns:wpg="http://schemas.microsoft.com/office/word/2010/wordprocessingGroup" xmlns:wpi="http://schemas.microsoft.com/office/word/2010/wordprocessingInk" xmlns:wne="http://schemas.microsoft.com/office/word/2006/wordml" xmlns:wps="http://schemas.microsoft.com/office/word/2010/wordprocessingShape" mc:Ignorable="w14 w15 w16se w16cid w16 w16cex w16sdtdh w16sdtfl w16du wp14">
+<w:numbering xmlns:wpc="http://schemas.microsoft.com/office/word/2010/wordprocessingCanvas" xmlns:cx="http://schemas.microsoft.com/office/drawing/2014/chartex" xmlns:cx1="http://schemas.microsoft.com/office/drawing/2015/9/8/chartex" xmlns:cx2="http://schemas.microsoft.com/office/drawing/2015/10/21/chartex" xmlns:cx3="http://schemas.microsoft.com/office/drawing/2016/5/9/chartex" xmlns:cx4="http://schemas.microsoft.com/office/drawing/2016/5/10/chartex" xmlns:cx5="http://schemas.microsoft.com/office/drawing/2016/5/11/chartex" xmlns:cx6="http://schemas.microsoft.com/office/drawing/2016/5/12/chartex" xmlns:cx7="http://schemas.microsoft.com/office/drawing/2016/5/13/chartex" xmlns:cx8="http://schemas.microsoft.com/office/drawing/2016/5/14/chartex" xmlns:mc="http://schemas.openxmlformats.org/markup-compatibility/2006" xmlns:aink="http://schemas.microsoft.com/office/drawing/2016/ink" xmlns:am3d="http://schemas.microsoft.com/office/drawing/2017/model3d" xmlns:o="urn:schemas-microsoft-com:office:office" xmlns:oel="http://schemas.microsoft.com/office/2019/extlst" xmlns:r="http://schemas.openxmlformats.org/officeDocument/2006/relationships" xmlns:m="http://schemas.openxmlformats.org/officeDocument/2006/math" xmlns:v="urn:schemas-microsoft-com:vml" xmlns:wp14="http://schemas.microsoft.com/office/word/2010/wordprocessingDrawing" xmlns:wp="http://schemas.openxmlformats.org/drawingml/2006/wordprocessingDrawing" xmlns:w10="urn:schemas-microsoft-com:office:word" xmlns:w="http://schemas.openxmlformats.org/wordprocessingml/2006/main" xmlns:w14="http://schemas.microsoft.com/office/word/2010/wordml" xmlns:w15="http://schemas.microsoft.com/office/word/2012/wordml" xmlns:w16cex="http://schemas.microsoft.com/office/word/2018/wordml/cex" xmlns:w16cid="http://schemas.microsoft.com/office/word/2016/wordml/cid" xmlns:w16="http://schemas.microsoft.com/office/word/2018/wordml" xmlns:w16du="http://schemas.microsoft.com/office/word/2023/wordml/word16du" xmlns:w16sdtdh="http://schemas.microsoft.com/office/word/2020/wordml/sdtdatahash" xmlns:w16sdtfl="http://schemas.microsoft.com/office/word/2024/wordml/sdtformatlock" xmlns:w16se="http://schemas.microsoft.com/office/word/2015/wordml/symex" xmlns:wpg="http://schemas.microsoft.com/office/word/2010/wordprocessingGroup" xmlns:wpi="http://schemas.microsoft.com/office/word/2010/wordprocessingInk" xmlns:wne="http://schemas.microsoft.com/office/word/2006/wordml" xmlns:wps="http://schemas.microsoft.com/office/word/2010/wordprocessingShape" mc:Ignorable="w14 w15 w16se w16cid w16 w16cex w16sdtdh w16sdtfl w16du wp14">
   <w:abstractNum w:abstractNumId="0" w15:restartNumberingAfterBreak="0">
     <w:nsid w:val="062C706C"/>
     <w:multiLevelType w:val="hybridMultilevel"/>
@@ -6356,6 +6208,7 @@
   <w:style w:type="character" w:default="1" w:styleId="Policepardfaut">
     <w:name w:val="Default Paragraph Font"/>
     <w:uiPriority w:val="1"/>
+    <w:semiHidden/>
     <w:unhideWhenUsed/>
   </w:style>
   <w:style w:type="table" w:default="1" w:styleId="TableauNormal">
